--- a/docs/12_android_app.docx
+++ b/docs/12_android_app.docx
@@ -1516,8 +1516,14 @@
     </w:p>
     <w:p>
       <w:pPr>
-        <w:pStyle w:val="ListNumber"/>
+        <w:ind w:left="510" w:hanging="340"/>
       </w:pPr>
+      <w:r>
+        <w:rPr>
+          <w:b w:val="0"/>
+        </w:rPr>
+        <w:t xml:space="preserve">1.  </w:t>
+      </w:r>
       <w:r>
         <w:rPr>
           <w:rFonts w:ascii="Consolas" w:hAnsi="Consolas" w:eastAsia="Consolas"/>
@@ -1547,13 +1553,13 @@
     </w:p>
     <w:p>
       <w:pPr>
-        <w:pStyle w:val="ListNumber"/>
+        <w:ind w:left="510" w:hanging="340"/>
       </w:pPr>
       <w:r>
         <w:rPr>
           <w:b w:val="0"/>
         </w:rPr>
-        <w:t xml:space="preserve">If </w:t>
+        <w:t xml:space="preserve">2.  If </w:t>
       </w:r>
       <w:r>
         <w:rPr>
@@ -1584,13 +1590,13 @@
     </w:p>
     <w:p>
       <w:pPr>
-        <w:pStyle w:val="ListNumber"/>
+        <w:ind w:left="510" w:hanging="340"/>
       </w:pPr>
       <w:r>
         <w:rPr>
           <w:b w:val="0"/>
         </w:rPr>
-        <w:t xml:space="preserve">If a key is needed and none is stored: </w:t>
+        <w:t xml:space="preserve">3.  If a key is needed and none is stored: </w:t>
       </w:r>
       <w:r>
         <w:rPr>
@@ -1608,13 +1614,13 @@
     </w:p>
     <w:p>
       <w:pPr>
-        <w:pStyle w:val="ListNumber"/>
+        <w:ind w:left="510" w:hanging="340"/>
       </w:pPr>
       <w:r>
         <w:rPr>
           <w:b w:val="0"/>
         </w:rPr>
-        <w:t xml:space="preserve">Otherwise </w:t>
+        <w:t xml:space="preserve">4.  Otherwise </w:t>
       </w:r>
       <w:r>
         <w:rPr>
@@ -4065,8 +4071,14 @@
     </w:p>
     <w:p>
       <w:pPr>
-        <w:pStyle w:val="ListNumber"/>
+        <w:ind w:left="510" w:hanging="340"/>
       </w:pPr>
+      <w:r>
+        <w:rPr>
+          <w:b w:val="0"/>
+        </w:rPr>
+        <w:t xml:space="preserve">1.  </w:t>
+      </w:r>
       <w:r>
         <w:rPr>
           <w:rFonts w:ascii="Consolas" w:hAnsi="Consolas" w:eastAsia="Consolas"/>
@@ -4213,8 +4225,14 @@
     </w:p>
     <w:p>
       <w:pPr>
-        <w:pStyle w:val="ListNumber"/>
+        <w:ind w:left="510" w:hanging="340"/>
       </w:pPr>
+      <w:r>
+        <w:rPr>
+          <w:b w:val="0"/>
+        </w:rPr>
+        <w:t xml:space="preserve">2.  </w:t>
+      </w:r>
       <w:r>
         <w:rPr>
           <w:rFonts w:ascii="Consolas" w:hAnsi="Consolas" w:eastAsia="Consolas"/>
@@ -4244,8 +4262,14 @@
     </w:p>
     <w:p>
       <w:pPr>
-        <w:pStyle w:val="ListNumber"/>
+        <w:ind w:left="510" w:hanging="340"/>
       </w:pPr>
+      <w:r>
+        <w:rPr>
+          <w:b w:val="0"/>
+        </w:rPr>
+        <w:t xml:space="preserve">3.  </w:t>
+      </w:r>
       <w:r>
         <w:rPr>
           <w:rFonts w:ascii="Consolas" w:hAnsi="Consolas" w:eastAsia="Consolas"/>
@@ -4288,8 +4312,14 @@
     </w:p>
     <w:p>
       <w:pPr>
-        <w:pStyle w:val="ListNumber"/>
+        <w:ind w:left="510" w:hanging="340"/>
       </w:pPr>
+      <w:r>
+        <w:rPr>
+          <w:b w:val="0"/>
+        </w:rPr>
+        <w:t xml:space="preserve">4.  </w:t>
+      </w:r>
       <w:r>
         <w:rPr>
           <w:rFonts w:ascii="Consolas" w:hAnsi="Consolas" w:eastAsia="Consolas"/>
@@ -4319,8 +4349,14 @@
     </w:p>
     <w:p>
       <w:pPr>
-        <w:pStyle w:val="ListNumber"/>
+        <w:ind w:left="510" w:hanging="340"/>
       </w:pPr>
+      <w:r>
+        <w:rPr>
+          <w:b w:val="0"/>
+        </w:rPr>
+        <w:t xml:space="preserve">5.  </w:t>
+      </w:r>
       <w:r>
         <w:rPr>
           <w:rFonts w:ascii="Consolas" w:hAnsi="Consolas" w:eastAsia="Consolas"/>
@@ -4363,8 +4399,14 @@
     </w:p>
     <w:p>
       <w:pPr>
-        <w:pStyle w:val="ListNumber"/>
+        <w:ind w:left="510" w:hanging="340"/>
       </w:pPr>
+      <w:r>
+        <w:rPr>
+          <w:b w:val="0"/>
+        </w:rPr>
+        <w:t xml:space="preserve">6.  </w:t>
+      </w:r>
       <w:r>
         <w:rPr>
           <w:rFonts w:ascii="Consolas" w:hAnsi="Consolas" w:eastAsia="Consolas"/>
@@ -4407,8 +4449,14 @@
     </w:p>
     <w:p>
       <w:pPr>
-        <w:pStyle w:val="ListNumber"/>
+        <w:ind w:left="510" w:hanging="340"/>
       </w:pPr>
+      <w:r>
+        <w:rPr>
+          <w:b w:val="0"/>
+        </w:rPr>
+        <w:t xml:space="preserve">7.  </w:t>
+      </w:r>
       <w:r>
         <w:rPr>
           <w:rFonts w:ascii="Consolas" w:hAnsi="Consolas" w:eastAsia="Consolas"/>
@@ -4480,8 +4528,14 @@
     </w:p>
     <w:p>
       <w:pPr>
-        <w:pStyle w:val="ListNumber"/>
+        <w:ind w:left="510" w:hanging="340"/>
       </w:pPr>
+      <w:r>
+        <w:rPr>
+          <w:b w:val="0"/>
+        </w:rPr>
+        <w:t xml:space="preserve">1.  </w:t>
+      </w:r>
       <w:r>
         <w:rPr>
           <w:rFonts w:ascii="Consolas" w:hAnsi="Consolas" w:eastAsia="Consolas"/>
@@ -4511,13 +4565,13 @@
     </w:p>
     <w:p>
       <w:pPr>
-        <w:pStyle w:val="ListNumber"/>
+        <w:ind w:left="510" w:hanging="340"/>
       </w:pPr>
       <w:r>
         <w:rPr>
           <w:b w:val="0"/>
         </w:rPr>
-        <w:t xml:space="preserve">A single writer coroutine on </w:t>
+        <w:t xml:space="preserve">2.  A single writer coroutine on </w:t>
       </w:r>
       <w:r>
         <w:rPr>
@@ -4548,8 +4602,14 @@
     </w:p>
     <w:p>
       <w:pPr>
-        <w:pStyle w:val="ListNumber"/>
+        <w:ind w:left="510" w:hanging="340"/>
       </w:pPr>
+      <w:r>
+        <w:rPr>
+          <w:b w:val="0"/>
+        </w:rPr>
+        <w:t xml:space="preserve">3.  </w:t>
+      </w:r>
       <w:r>
         <w:rPr>
           <w:rFonts w:ascii="Consolas" w:hAnsi="Consolas" w:eastAsia="Consolas"/>
@@ -4592,8 +4652,14 @@
     </w:p>
     <w:p>
       <w:pPr>
-        <w:pStyle w:val="ListNumber"/>
+        <w:ind w:left="510" w:hanging="340"/>
       </w:pPr>
+      <w:r>
+        <w:rPr>
+          <w:b w:val="0"/>
+        </w:rPr>
+        <w:t xml:space="preserve">4.  </w:t>
+      </w:r>
       <w:r>
         <w:rPr>
           <w:rFonts w:ascii="Consolas" w:hAnsi="Consolas" w:eastAsia="Consolas"/>
@@ -4623,13 +4689,13 @@
     </w:p>
     <w:p>
       <w:pPr>
-        <w:pStyle w:val="ListNumber"/>
+        <w:ind w:left="510" w:hanging="340"/>
       </w:pPr>
       <w:r>
         <w:rPr>
           <w:b w:val="0"/>
         </w:rPr>
-        <w:t xml:space="preserve">The track is declared </w:t>
+        <w:t xml:space="preserve">5.  The track is declared </w:t>
       </w:r>
       <w:r>
         <w:rPr>
@@ -4681,8 +4747,14 @@
     </w:p>
     <w:p>
       <w:pPr>
-        <w:pStyle w:val="ListNumber"/>
+        <w:ind w:left="510" w:hanging="340"/>
       </w:pPr>
+      <w:r>
+        <w:rPr>
+          <w:b w:val="0"/>
+        </w:rPr>
+        <w:t xml:space="preserve">1.  </w:t>
+      </w:r>
       <w:r>
         <w:rPr>
           <w:rFonts w:ascii="Consolas" w:hAnsi="Consolas" w:eastAsia="Consolas"/>
@@ -4738,13 +4810,13 @@
     </w:p>
     <w:p>
       <w:pPr>
-        <w:pStyle w:val="ListNumber"/>
+        <w:ind w:left="510" w:hanging="340"/>
       </w:pPr>
       <w:r>
         <w:rPr>
           <w:b w:val="0"/>
         </w:rPr>
-        <w:t xml:space="preserve">It switches </w:t>
+        <w:t xml:space="preserve">2.  It switches </w:t>
       </w:r>
       <w:r>
         <w:rPr>
@@ -4814,13 +4886,13 @@
     </w:p>
     <w:p>
       <w:pPr>
-        <w:pStyle w:val="ListNumber"/>
+        <w:ind w:left="510" w:hanging="340"/>
       </w:pPr>
       <w:r>
         <w:rPr>
           <w:b w:val="0"/>
         </w:rPr>
-        <w:t xml:space="preserve">A coroutine reads exactly </w:t>
+        <w:t xml:space="preserve">3.  A coroutine reads exactly </w:t>
       </w:r>
       <w:r>
         <w:rPr>
@@ -5254,13 +5326,13 @@
     </w:p>
     <w:p>
       <w:pPr>
-        <w:pStyle w:val="ListNumber"/>
+        <w:ind w:left="510" w:hanging="340"/>
       </w:pPr>
       <w:r>
         <w:rPr>
           <w:b w:val="0"/>
         </w:rPr>
-        <w:t xml:space="preserve">Tapping the mic launches the permission request if needed, then </w:t>
+        <w:t xml:space="preserve">1.  Tapping the mic launches the permission request if needed, then </w:t>
       </w:r>
       <w:r>
         <w:rPr>
@@ -5304,13 +5376,13 @@
     </w:p>
     <w:p>
       <w:pPr>
-        <w:pStyle w:val="ListNumber"/>
+        <w:ind w:left="510" w:hanging="340"/>
       </w:pPr>
       <w:r>
         <w:rPr>
           <w:b w:val="0"/>
         </w:rPr>
-        <w:t xml:space="preserve">The server VAD sends </w:t>
+        <w:t xml:space="preserve">2.  The server VAD sends </w:t>
       </w:r>
       <w:r>
         <w:rPr>
@@ -5341,13 +5413,13 @@
     </w:p>
     <w:p>
       <w:pPr>
-        <w:pStyle w:val="ListNumber"/>
+        <w:ind w:left="510" w:hanging="340"/>
       </w:pPr>
       <w:r>
         <w:rPr>
           <w:b w:val="0"/>
         </w:rPr>
-        <w:t xml:space="preserve">A reply is spoken: </w:t>
+        <w:t xml:space="preserve">3.  A reply is spoken: </w:t>
       </w:r>
       <w:r>
         <w:rPr>
@@ -5404,13 +5476,13 @@
     </w:p>
     <w:p>
       <w:pPr>
-        <w:pStyle w:val="ListNumber"/>
+        <w:ind w:left="510" w:hanging="340"/>
       </w:pPr>
       <w:r>
         <w:rPr>
           <w:b w:val="0"/>
         </w:rPr>
-        <w:t xml:space="preserve">The user talks over it. The server sends </w:t>
+        <w:t xml:space="preserve">4.  The user talks over it. The server sends </w:t>
       </w:r>
       <w:r>
         <w:rPr>
@@ -5493,13 +5565,13 @@
     </w:p>
     <w:p>
       <w:pPr>
-        <w:pStyle w:val="ListNumber"/>
+        <w:ind w:left="510" w:hanging="340"/>
       </w:pPr>
       <w:r>
         <w:rPr>
           <w:b w:val="0"/>
         </w:rPr>
-        <w:t xml:space="preserve">Meanwhile the in-flight tool call is cancelled server-side; a </w:t>
+        <w:t xml:space="preserve">5.  Meanwhile the in-flight tool call is cancelled server-side; a </w:t>
       </w:r>
       <w:r>
         <w:rPr>
